--- a/ゲーム科2年/00_前期/キャリアデザインⅡ/03_自己PR/自己PRのネタ帳.docx
+++ b/ゲーム科2年/00_前期/キャリアデザインⅡ/03_自己PR/自己PRのネタ帳.docx
@@ -163,7 +163,21 @@
           <w:rFonts w:hint="eastAsia"/>
           <w:szCs w:val="21"/>
         </w:rPr>
-        <w:t>これまで作ったゲームで一番よくできたのはどれですか</w:t>
+        <w:t>これまで作った</w:t>
+      </w:r>
+      <w:r>
+        <w:rPr>
+          <w:rFonts w:hint="eastAsia"/>
+          <w:szCs w:val="21"/>
+        </w:rPr>
+        <w:t>作品</w:t>
+      </w:r>
+      <w:r>
+        <w:rPr>
+          <w:rFonts w:hint="eastAsia"/>
+          <w:szCs w:val="21"/>
+        </w:rPr>
+        <w:t>で一番よくできたのはどれですか</w:t>
       </w:r>
     </w:p>
     <w:p>
@@ -664,7 +678,6 @@
         <w:ind w:leftChars="0" w:left="420"/>
         <w:jc w:val="left"/>
         <w:rPr>
-          <w:rFonts w:hint="eastAsia"/>
           <w:szCs w:val="21"/>
         </w:rPr>
       </w:pPr>

--- a/ゲーム科2年/00_前期/キャリアデザインⅡ/03_自己PR/自己PRのネタ帳.docx
+++ b/ゲーム科2年/00_前期/キャリアデザインⅡ/03_自己PR/自己PRのネタ帳.docx
@@ -47,7 +47,7 @@
           <w:rFonts w:hint="eastAsia"/>
           <w:szCs w:val="21"/>
         </w:rPr>
-        <w:t>箇条書きでも良いので思いつく限りのことを書こう</w:t>
+        <w:t>選んだ会社：</w:t>
       </w:r>
     </w:p>
     <w:p>
@@ -163,21 +163,7 @@
           <w:rFonts w:hint="eastAsia"/>
           <w:szCs w:val="21"/>
         </w:rPr>
-        <w:t>これまで作った</w:t>
-      </w:r>
-      <w:r>
-        <w:rPr>
-          <w:rFonts w:hint="eastAsia"/>
-          <w:szCs w:val="21"/>
-        </w:rPr>
-        <w:t>作品</w:t>
-      </w:r>
-      <w:r>
-        <w:rPr>
-          <w:rFonts w:hint="eastAsia"/>
-          <w:szCs w:val="21"/>
-        </w:rPr>
-        <w:t>で一番よくできたのはどれですか</w:t>
+        <w:t>自分の長所は何だと思いますか？</w:t>
       </w:r>
     </w:p>
     <w:p>
@@ -206,7 +192,7 @@
           <w:rFonts w:hint="eastAsia"/>
           <w:szCs w:val="21"/>
         </w:rPr>
-        <w:t>どの部分が特によくできましたか？</w:t>
+        <w:t>１の長所は学校生活でどう活かされましたか？</w:t>
       </w:r>
       <w:r>
         <w:rPr>
@@ -317,7 +303,7 @@
           <w:rFonts w:hint="eastAsia"/>
           <w:szCs w:val="21"/>
         </w:rPr>
-        <w:t>そのゲームを作るにあたって、苦労した部分はありますか？</w:t>
+        <w:t>１の長所が希望職種で働くうえで、どう活かされますか</w:t>
       </w:r>
       <w:r>
         <w:rPr>
@@ -432,41 +418,24 @@
       </w:pPr>
       <w:r>
         <w:rPr>
-          <w:rFonts w:hint="eastAsia"/>
-          <w:szCs w:val="21"/>
+          <w:noProof/>
         </w:rPr>
         <w:lastRenderedPageBreak/>
-        <w:t>１～３の経験から、それでもなぜゲームが完成できたかを考えましょう</w:t>
-      </w:r>
-    </w:p>
-    <w:p>
-      <w:pPr>
-        <w:pStyle w:val="a3"/>
-        <w:ind w:leftChars="0" w:left="420"/>
-        <w:jc w:val="left"/>
-        <w:rPr>
-          <w:szCs w:val="21"/>
-        </w:rPr>
-      </w:pPr>
-      <w:r>
-        <w:rPr>
-          <w:noProof/>
-        </w:rPr>
         <mc:AlternateContent>
           <mc:Choice Requires="wps">
             <w:drawing>
-              <wp:anchor distT="45720" distB="45720" distL="114300" distR="114300" simplePos="0" relativeHeight="251665408" behindDoc="0" locked="0" layoutInCell="1" allowOverlap="1" wp14:anchorId="79CA8E94" wp14:editId="12435E91">
+              <wp:anchor distT="45720" distB="45720" distL="114300" distR="114300" simplePos="0" relativeHeight="251667456" behindDoc="0" locked="0" layoutInCell="1" allowOverlap="1" wp14:anchorId="3C700ED0" wp14:editId="587E35AF">
                 <wp:simplePos x="0" y="0"/>
                 <wp:positionH relativeFrom="margin">
                   <wp:align>left</wp:align>
                 </wp:positionH>
                 <wp:positionV relativeFrom="paragraph">
-                  <wp:posOffset>273050</wp:posOffset>
+                  <wp:posOffset>354330</wp:posOffset>
                 </wp:positionV>
-                <wp:extent cx="5353050" cy="438150"/>
+                <wp:extent cx="5353050" cy="7639050"/>
                 <wp:effectExtent l="0" t="0" r="19050" b="19050"/>
                 <wp:wrapSquare wrapText="bothSides"/>
-                <wp:docPr id="8" name="テキスト ボックス 2"/>
+                <wp:docPr id="1" name="テキスト ボックス 2"/>
                 <wp:cNvGraphicFramePr>
                   <a:graphicFrameLocks xmlns:a="http://schemas.openxmlformats.org/drawingml/2006/main"/>
                 </wp:cNvGraphicFramePr>
@@ -479,7 +448,7 @@
                       <wps:spPr bwMode="auto">
                         <a:xfrm>
                           <a:off x="0" y="0"/>
-                          <a:ext cx="5353050" cy="438150"/>
+                          <a:ext cx="5353050" cy="7639050"/>
                         </a:xfrm>
                         <a:prstGeom prst="rect">
                           <a:avLst/>
@@ -518,7 +487,7 @@
           </mc:Choice>
           <mc:Fallback>
             <w:pict>
-              <v:shape w14:anchorId="79CA8E94" id="_x0000_s1029" type="#_x0000_t202" style="position:absolute;left:0;text-align:left;margin-left:0;margin-top:21.5pt;width:421.5pt;height:34.5pt;z-index:251665408;visibility:visible;mso-wrap-style:square;mso-width-percent:0;mso-height-percent:0;mso-wrap-distance-left:9pt;mso-wrap-distance-top:3.6pt;mso-wrap-distance-right:9pt;mso-wrap-distance-bottom:3.6pt;mso-position-horizontal:left;mso-position-horizontal-relative:margin;mso-position-vertical:absolute;mso-position-vertical-relative:text;mso-width-percent:0;mso-height-percent:0;mso-width-relative:margin;mso-height-relative:margin;v-text-anchor:top" o:gfxdata="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">
+              <v:shape w14:anchorId="3C700ED0" id="_x0000_s1029" type="#_x0000_t202" style="position:absolute;left:0;text-align:left;margin-left:0;margin-top:27.9pt;width:421.5pt;height:601.5pt;z-index:251667456;visibility:visible;mso-wrap-style:square;mso-width-percent:0;mso-height-percent:0;mso-wrap-distance-left:9pt;mso-wrap-distance-top:3.6pt;mso-wrap-distance-right:9pt;mso-wrap-distance-bottom:3.6pt;mso-position-horizontal:left;mso-position-horizontal-relative:margin;mso-position-vertical:absolute;mso-position-vertical-relative:text;mso-width-percent:0;mso-height-percent:0;mso-width-relative:margin;mso-height-relative:margin;v-text-anchor:top" o:gfxdata="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">
                 <v:textbox>
                   <w:txbxContent>
                     <w:p/>
@@ -535,134 +504,7 @@
           <w:rFonts w:hint="eastAsia"/>
           <w:szCs w:val="21"/>
         </w:rPr>
-        <w:t>それがあなたの長所となります。</w:t>
-      </w:r>
-    </w:p>
-    <w:p>
-      <w:pPr>
-        <w:pStyle w:val="a3"/>
-        <w:numPr>
-          <w:ilvl w:val="0"/>
-          <w:numId w:val="1"/>
-        </w:numPr>
-        <w:ind w:leftChars="0"/>
-        <w:jc w:val="left"/>
-        <w:rPr>
-          <w:szCs w:val="21"/>
-        </w:rPr>
-      </w:pPr>
-      <w:r>
-        <w:rPr>
-          <w:rFonts w:hint="eastAsia"/>
-          <w:szCs w:val="21"/>
-        </w:rPr>
-        <w:t>あなたの長所と経験を</w:t>
-      </w:r>
-      <w:r>
-        <w:rPr>
-          <w:rFonts w:hint="eastAsia"/>
-          <w:szCs w:val="21"/>
-        </w:rPr>
-        <w:t>、</w:t>
-      </w:r>
-      <w:r>
-        <w:rPr>
-          <w:rFonts w:hint="eastAsia"/>
-          <w:szCs w:val="21"/>
-        </w:rPr>
-        <w:t>話としてまとめて、</w:t>
-      </w:r>
-    </w:p>
-    <w:p>
-      <w:pPr>
-        <w:pStyle w:val="a3"/>
-        <w:ind w:leftChars="0" w:left="420"/>
-        <w:jc w:val="left"/>
-        <w:rPr>
-          <w:szCs w:val="21"/>
-        </w:rPr>
-      </w:pPr>
-      <w:r>
-        <w:rPr>
-          <w:noProof/>
-        </w:rPr>
-        <mc:AlternateContent>
-          <mc:Choice Requires="wps">
-            <w:drawing>
-              <wp:anchor distT="45720" distB="45720" distL="114300" distR="114300" simplePos="0" relativeHeight="251667456" behindDoc="0" locked="0" layoutInCell="1" allowOverlap="1" wp14:anchorId="3C700ED0" wp14:editId="68BE5F91">
-                <wp:simplePos x="0" y="0"/>
-                <wp:positionH relativeFrom="margin">
-                  <wp:align>left</wp:align>
-                </wp:positionH>
-                <wp:positionV relativeFrom="paragraph">
-                  <wp:posOffset>354330</wp:posOffset>
-                </wp:positionV>
-                <wp:extent cx="5353050" cy="6038850"/>
-                <wp:effectExtent l="0" t="0" r="19050" b="19050"/>
-                <wp:wrapSquare wrapText="bothSides"/>
-                <wp:docPr id="1" name="テキスト ボックス 2"/>
-                <wp:cNvGraphicFramePr>
-                  <a:graphicFrameLocks xmlns:a="http://schemas.openxmlformats.org/drawingml/2006/main"/>
-                </wp:cNvGraphicFramePr>
-                <a:graphic xmlns:a="http://schemas.openxmlformats.org/drawingml/2006/main">
-                  <a:graphicData uri="http://schemas.microsoft.com/office/word/2010/wordprocessingShape">
-                    <wps:wsp>
-                      <wps:cNvSpPr txBox="1">
-                        <a:spLocks noChangeArrowheads="1"/>
-                      </wps:cNvSpPr>
-                      <wps:spPr bwMode="auto">
-                        <a:xfrm>
-                          <a:off x="0" y="0"/>
-                          <a:ext cx="5353050" cy="6038850"/>
-                        </a:xfrm>
-                        <a:prstGeom prst="rect">
-                          <a:avLst/>
-                        </a:prstGeom>
-                        <a:solidFill>
-                          <a:srgbClr val="FFFFFF"/>
-                        </a:solidFill>
-                        <a:ln w="9525">
-                          <a:solidFill>
-                            <a:srgbClr val="000000"/>
-                          </a:solidFill>
-                          <a:miter lim="800000"/>
-                          <a:headEnd/>
-                          <a:tailEnd/>
-                        </a:ln>
-                      </wps:spPr>
-                      <wps:txbx>
-                        <w:txbxContent>
-                          <w:p/>
-                        </w:txbxContent>
-                      </wps:txbx>
-                      <wps:bodyPr rot="0" vert="horz" wrap="square" lIns="91440" tIns="45720" rIns="91440" bIns="45720" anchor="t" anchorCtr="0">
-                        <a:noAutofit/>
-                      </wps:bodyPr>
-                    </wps:wsp>
-                  </a:graphicData>
-                </a:graphic>
-                <wp14:sizeRelH relativeFrom="margin">
-                  <wp14:pctWidth>0</wp14:pctWidth>
-                </wp14:sizeRelH>
-                <wp14:sizeRelV relativeFrom="margin">
-                  <wp14:pctHeight>0</wp14:pctHeight>
-                </wp14:sizeRelV>
-              </wp:anchor>
-            </w:drawing>
-          </mc:Choice>
-          <mc:Fallback>
-            <w:pict>
-              <v:shape w14:anchorId="3C700ED0" id="_x0000_s1030" type="#_x0000_t202" style="position:absolute;left:0;text-align:left;margin-left:0;margin-top:27.9pt;width:421.5pt;height:475.5pt;z-index:251667456;visibility:visible;mso-wrap-style:square;mso-width-percent:0;mso-height-percent:0;mso-wrap-distance-left:9pt;mso-wrap-distance-top:3.6pt;mso-wrap-distance-right:9pt;mso-wrap-distance-bottom:3.6pt;mso-position-horizontal:left;mso-position-horizontal-relative:margin;mso-position-vertical:absolute;mso-position-vertical-relative:text;mso-width-percent:0;mso-height-percent:0;mso-width-relative:margin;mso-height-relative:margin;v-text-anchor:top" o:gfxdata="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">
-                <v:textbox>
-                  <w:txbxContent>
-                    <w:p/>
-                  </w:txbxContent>
-                </v:textbox>
-                <w10:wrap type="square" anchorx="margin"/>
-              </v:shape>
-            </w:pict>
-          </mc:Fallback>
-        </mc:AlternateContent>
+        <w:t>１～３を踏まえて、</w:t>
       </w:r>
       <w:r>
         <w:rPr>
